--- a/weibull-clinical-dropout/manuscripts/weibull_tb_trd_EN.docx
+++ b/weibull-clinical-dropout/manuscripts/weibull_tb_trd_EN.docx
@@ -1483,7 +1483,7 @@
         <w:rPr>
           <w:sz w:val="24"/>
         </w:rPr>
-        <w:t>To quantify the clinical impact, we computed the hazard ratio between month 5 and month 1 for TB using the mean parameters (k=1.26, λ=5.47): h(5)/h(1) = (5/1)^(k-1) = 5^0.26 = 1.50. This indicates that TB dropout hazard at month 5 is 50% higher than at month 1. For comparison, HIV/ART (k=0.597) yields h(5)/h(1) = 5^(-0.403) = 0.47, meaning hazard at month 5 is less than half that at month 1. These opposing trajectories demand fundamentally different intervention timing.</w:t>
+        <w:t>To quantify the clinical impact, we computed the hazard ratio between month 5 and month 1 for TB using the mean parameters (k=1.26, λ=5.47): h(5)/h(1) = (5/1)^(k-1) = 5^0.26 = 1.50. This indicates that TB dropout hazard at month 5 is 50% higher than at month 1. For comparison, HIV/ART (k=0.597) yields h(5)/h(1) = 5^(-0.403) = 0.52, meaning hazard at month 5 is approximately half that at month 1. These opposing trajectories demand fundamentally different intervention timing.</w:t>
       </w:r>
     </w:p>
     <w:p>
